--- a/docs/1-Prebooze-Guest-Site-Features.docx
+++ b/docs/1-Prebooze-Guest-Site-Features.docx
@@ -38,7 +38,7 @@
           <w:sz-cs w:val="24"/>
           <w:spacing w:val="0"/>
         </w:rPr>
-        <w:t xml:space="preserve"> prebooze.com (guest website + organizer / promoter / line-up consoles)  ·  </w:t>
+        <w:t xml:space="preserve"> prebooze.com (guest website + organizer / promoter / line-up / venue consoles)  ·  </w:t>
       </w:r>
       <w:r>
         <w:rPr>
@@ -245,7 +245,7 @@
           <w:sz-cs w:val="24"/>
           <w:spacing w:val="0"/>
         </w:rPr>
-        <w:t xml:space="preserve"> A phone number can be a guest plus at most one elevated role (organizer OR promoter OR line-up artist) — enforced at every onboarding.</w:t>
+        <w:t xml:space="preserve"> A phone number can be a guest plus at most one elevated role (organizer OR promoter OR line-up artist OR venue partner) — enforced at every onboarding.</w:t>
       </w:r>
     </w:p>
     <w:p>
@@ -561,7 +561,7 @@
           <w:sz-cs w:val="24"/>
           <w:spacing w:val="0"/>
         </w:rPr>
-        <w:t xml:space="preserve">Why book with us, How it works (guest, organizer, promoter, line-up), platform stats counters, FAQs, testimonials.</w:t>
+        <w:t xml:space="preserve">Why book with us, How it works (guest, organizer, promoter, line-up, venue), platform stats counters, FAQs, testimonials.</w:t>
       </w:r>
     </w:p>
     <w:p>
@@ -1614,6 +1614,43 @@
           <w:spacing w:val="0"/>
         </w:rPr>
         <w:t xml:space="preserve"> — profile, tagged events, verification, featured.</w:t>
+      </w:r>
+    </w:p>
+    <w:p>
+      <w:pPr>
+        <w:ind w:left="720" w:first-line="-720"/>
+      </w:pPr>
+      <w:r>
+        <w:rPr>
+          <w:rFonts w:ascii="Times" w:hAnsi="Times" w:cs="Times"/>
+          <w:sz w:val="24"/>
+          <w:sz-cs w:val="24"/>
+          <w:b/>
+        </w:rPr>
+        <w:t xml:space="preserve"/>
+        <w:tab/>
+        <w:t xml:space="preserve">•</w:t>
+        <w:tab/>
+        <w:t xml:space="preserve"/>
+      </w:r>
+      <w:r>
+        <w:rPr>
+          <w:rFonts w:ascii="Times" w:hAnsi="Times" w:cs="Times"/>
+          <w:sz w:val="24"/>
+          <w:sz-cs w:val="24"/>
+          <w:b/>
+          <w:spacing w:val="0"/>
+        </w:rPr>
+        <w:t xml:space="preserve">Venue console</w:t>
+      </w:r>
+      <w:r>
+        <w:rPr>
+          <w:rFonts w:ascii="Times" w:hAnsi="Times" w:cs="Times"/>
+          <w:sz w:val="24"/>
+          <w:sz-cs w:val="24"/>
+          <w:spacing w:val="0"/>
+        </w:rPr>
+        <w:t xml:space="preserve"> — listing editor, events at the venue, verification status, settings.</w:t>
       </w:r>
     </w:p>
     <w:p>

--- a/docs/1-Prebooze-Guest-Site-Features.docx
+++ b/docs/1-Prebooze-Guest-Site-Features.docx
@@ -509,7 +509,7 @@
           <w:sz-cs w:val="24"/>
           <w:spacing w:val="0"/>
         </w:rPr>
-        <w:t xml:space="preserve">Featured strips inside their own sections (events / organizers / promoters / line-ups) — always labeled “Featured”, capped, admin-approved; organic ranking never overridden.</w:t>
+        <w:t xml:space="preserve">Featured strips inside their own sections (events / organizers / promoters / line-ups / venues) — always labeled “Featured”, capped, admin-approved; organic ranking never overridden.</w:t>
       </w:r>
     </w:p>
     <w:p>
@@ -706,7 +706,7 @@
           <w:sz-cs w:val="24"/>
           <w:spacing w:val="0"/>
         </w:rPr>
-        <w:t xml:space="preserve">Venue directory + venue detail pages (photos, amenities, upcoming events, favourite button).</w:t>
+        <w:t xml:space="preserve">Venue directory + venue detail pages: photos, amenities, separate Timings and About sections, live Google-Maps embed with a Get-directions button, upcoming events, favourite button.</w:t>
       </w:r>
     </w:p>
     <w:p>
@@ -773,7 +773,7 @@
           <w:sz-cs w:val="24"/>
           <w:spacing w:val="0"/>
         </w:rPr>
-        <w:t xml:space="preserve">Full event details: date/time, venue, ticket tiers with inclusions, line-up artists, event rules, dress code, food &amp; drinks, prohibited items, hosted-by section.</w:t>
+        <w:t xml:space="preserve">Full event details: date/time, venue (name links to the venue page), ticket tiers with inclusions, line-up artists, event rules, dress code, food &amp; drinks, prohibited items, hosted-by section.</w:t>
       </w:r>
     </w:p>
     <w:p>
@@ -918,7 +918,7 @@
           <w:sz-cs w:val="24"/>
           <w:spacing w:val="0"/>
         </w:rPr>
-        <w:t xml:space="preserve">Checkout: attendee details, coupon codes, Prebooze wallet credit, saved payment methods (default pre-selected), promoter-link attribution.</w:t>
+        <w:t xml:space="preserve">Checkout: attendee details (name + gender + WhatsApp number for every extra guest), coupon codes, Prebooze wallet credit, saved payment methods (default pre-selected), promoter-link attribution.</w:t>
       </w:r>
     </w:p>
     <w:p>
@@ -970,7 +970,7 @@
           <w:sz-cs w:val="24"/>
           <w:spacing w:val="0"/>
         </w:rPr>
-        <w:t xml:space="preserve">Ticket delivered on WhatsApp; downloadable as a designed PNG e-ticket; add-to-calendar (.ics).</w:t>
+        <w:t xml:space="preserve">Ticket delivered on WhatsApp; downloadable as a designed PNG e-ticket with the full numbered guest list; add-to-calendar (.ics).</w:t>
       </w:r>
     </w:p>
     <w:p>
@@ -1394,7 +1394,7 @@
           <w:sz-cs w:val="24"/>
           <w:spacing w:val="0"/>
         </w:rPr>
-        <w:t xml:space="preserve">Careers: open roles, single-block job description page with Job ID, apply form (applications visible in admin).</w:t>
+        <w:t xml:space="preserve">Careers: open roles, single-block job description page with Job ID, apply form with required CV/resume upload (applications visible in admin).</w:t>
       </w:r>
     </w:p>
     <w:p>
@@ -1650,7 +1650,7 @@
           <w:sz-cs w:val="24"/>
           <w:spacing w:val="0"/>
         </w:rPr>
-        <w:t xml:space="preserve"> — listing editor, events at the venue, verification status, settings.</w:t>
+        <w:t xml:space="preserve"> — listing editor with live map preview, events at the venue, get-featured, verification status, settings. Venue is a business-only account: booking, wishlist, wallet and referrals are disabled for it.</w:t>
       </w:r>
     </w:p>
     <w:p>
